--- a/_site/operating-system/2023-02-16-guia-de-git-y-github/index.docx
+++ b/_site/operating-system/2023-02-16-guia-de-git-y-github/index.docx
@@ -20679,7 +20679,7 @@
       </w:r>
     </w:p>
     <w:bookmarkEnd w:id="114"/>
-    <w:bookmarkStart w:id="157" w:name="publicaciones-similares"/>
+    <w:bookmarkStart w:id="153" w:name="publicaciones-similares"/>
     <w:p>
       <w:pPr>
         <w:pStyle w:val="Heading1"/>
@@ -20923,7 +20923,7 @@
           <w:rPr>
             <w:rStyle w:val="Hyperlink"/>
           </w:rPr>
-          <w:t xml:space="preserve">01 Introduccion Linux</w:t>
+          <w:t xml:space="preserve">02 Distribuciones Linux</w:t>
         </w:r>
       </w:hyperlink>
     </w:p>
@@ -20940,27 +20940,6 @@
         <w:t xml:space="preserve"> </w:t>
       </w:r>
       <w:hyperlink r:id="rId138">
-        <w:r>
-          <w:rPr>
-            <w:rStyle w:val="Hyperlink"/>
-          </w:rPr>
-          <w:t xml:space="preserve">02 Distribuciones Linux</w:t>
-        </w:r>
-      </w:hyperlink>
-    </w:p>
-    <w:p>
-      <w:pPr>
-        <w:pStyle w:val="Compact"/>
-        <w:numPr>
-          <w:ilvl w:val="0"/>
-          <w:numId w:val="1033"/>
-        </w:numPr>
-      </w:pPr>
-      <w:hyperlink r:id="rId139"/>
-      <w:r>
-        <w:t xml:space="preserve"> </w:t>
-      </w:r>
-      <w:hyperlink r:id="rId140">
         <w:r>
           <w:rPr>
             <w:rStyle w:val="Hyperlink"/>
@@ -20977,11 +20956,11 @@
           <w:numId w:val="1033"/>
         </w:numPr>
       </w:pPr>
-      <w:hyperlink r:id="rId141"/>
+      <w:hyperlink r:id="rId139"/>
       <w:r>
         <w:t xml:space="preserve"> </w:t>
       </w:r>
-      <w:hyperlink r:id="rId142">
+      <w:hyperlink r:id="rId140">
         <w:r>
           <w:rPr>
             <w:rStyle w:val="Hyperlink"/>
@@ -20998,11 +20977,11 @@
           <w:numId w:val="1033"/>
         </w:numPr>
       </w:pPr>
-      <w:hyperlink r:id="rId143"/>
+      <w:hyperlink r:id="rId141"/>
       <w:r>
         <w:t xml:space="preserve"> </w:t>
       </w:r>
-      <w:hyperlink r:id="rId144">
+      <w:hyperlink r:id="rId142">
         <w:r>
           <w:rPr>
             <w:rStyle w:val="Hyperlink"/>
@@ -21019,11 +20998,11 @@
           <w:numId w:val="1033"/>
         </w:numPr>
       </w:pPr>
-      <w:hyperlink r:id="rId145"/>
+      <w:hyperlink r:id="rId143"/>
       <w:r>
         <w:t xml:space="preserve"> </w:t>
       </w:r>
-      <w:hyperlink r:id="rId146">
+      <w:hyperlink r:id="rId144">
         <w:r>
           <w:rPr>
             <w:rStyle w:val="Hyperlink"/>
@@ -21040,11 +21019,11 @@
           <w:numId w:val="1033"/>
         </w:numPr>
       </w:pPr>
-      <w:hyperlink r:id="rId147"/>
+      <w:hyperlink r:id="rId145"/>
       <w:r>
         <w:t xml:space="preserve"> </w:t>
       </w:r>
-      <w:hyperlink r:id="rId148">
+      <w:hyperlink r:id="rId146">
         <w:r>
           <w:rPr>
             <w:rStyle w:val="Hyperlink"/>
@@ -21061,11 +21040,11 @@
           <w:numId w:val="1033"/>
         </w:numPr>
       </w:pPr>
-      <w:hyperlink r:id="rId149"/>
+      <w:hyperlink r:id="rId147"/>
       <w:r>
         <w:t xml:space="preserve"> </w:t>
       </w:r>
-      <w:hyperlink r:id="rId150">
+      <w:hyperlink r:id="rId148">
         <w:r>
           <w:rPr>
             <w:rStyle w:val="Hyperlink"/>
@@ -21082,11 +21061,11 @@
           <w:numId w:val="1033"/>
         </w:numPr>
       </w:pPr>
-      <w:hyperlink r:id="rId151"/>
+      <w:hyperlink r:id="rId149"/>
       <w:r>
         <w:t xml:space="preserve"> </w:t>
       </w:r>
-      <w:hyperlink r:id="rId152">
+      <w:hyperlink r:id="rId150">
         <w:r>
           <w:rPr>
             <w:rStyle w:val="Hyperlink"/>
@@ -21103,11 +21082,11 @@
           <w:numId w:val="1033"/>
         </w:numPr>
       </w:pPr>
-      <w:hyperlink r:id="rId153"/>
+      <w:hyperlink r:id="rId151"/>
       <w:r>
         <w:t xml:space="preserve"> </w:t>
       </w:r>
-      <w:hyperlink r:id="rId154">
+      <w:hyperlink r:id="rId152">
         <w:r>
           <w:rPr>
             <w:rStyle w:val="Hyperlink"/>
@@ -21118,34 +21097,13 @@
     </w:p>
     <w:p>
       <w:pPr>
-        <w:pStyle w:val="Compact"/>
-        <w:numPr>
-          <w:ilvl w:val="0"/>
-          <w:numId w:val="1033"/>
-        </w:numPr>
-      </w:pPr>
-      <w:hyperlink r:id="rId155"/>
-      <w:r>
-        <w:t xml:space="preserve"> </w:t>
-      </w:r>
-      <w:hyperlink r:id="rId156">
-        <w:r>
-          <w:rPr>
-            <w:rStyle w:val="Hyperlink"/>
-          </w:rPr>
-          <w:t xml:space="preserve">Guia De Rsync</w:t>
-        </w:r>
-      </w:hyperlink>
-    </w:p>
-    <w:p>
-      <w:pPr>
         <w:pStyle w:val="FirstParagraph"/>
       </w:pPr>
       <w:r>
         <w:t xml:space="preserve">Esperamos que encuentres estas publicaciones igualmente interesantes y útiles. ¡Disfruta de la lectura!</w:t>
       </w:r>
     </w:p>
-    <w:bookmarkEnd w:id="157"/>
+    <w:bookmarkEnd w:id="153"/>
     <w:sectPr>
       <w:headerReference r:id="rId8" w:type="even"/>
       <w:headerReference r:id="rId9" w:type="default"/>
